--- a/docs/edge_cloud_savings/别让每个Token都上云：端云协同的省钱与隐私计划（隐私-省钱-架构版）.docx
+++ b/docs/edge_cloud_savings/别让每个Token都上云：端云协同的省钱与隐私计划（隐私-省钱-架构版）.docx
@@ -36,7 +36,7 @@
           <w:b w:val="1"/>
           <w:color w:val="1E6FD9"/>
         </w:rPr>
-        <w:t xml:space="preserve">花十分钟读完，你会🉐到三件事：第一章，数据不出门是怎么做到的，你在哪里能看见它，以及为什么这事比省钱还靠前；第二章，云端账单到底能省多少；第三章，这套东西长什么样，照着谁搭。</w:t>
+        <w:t xml:space="preserve">花十分钟读完，你会🉐到三件事：第一章，数据不出门是怎么做到的，你在哪里能看见它，以及为什么这事比省钱还靠前；第二章，云端账单到底能省多少；第三章，这套东西长什么样。</w:t>
       </w:r>
     </w:p>
     <w:tbl>
@@ -293,29 +293,6 @@
               <w:tabs>
                 <w:tab w:val="right" w:leader="dot" w:pos="13965"/>
               </w:tabs>
-              <w:spacing w:before="40" w:after="40"/>
-              <w:ind w:left="480"/>
-            </w:pPr>
-            <w:r>
-              <w:rPr>
-                <w:color w:val="5A6070"/>
-                <w:sz w:val="20"/>
-                <w:szCs w:val="20"/>
-              </w:rPr>
-              <w:t xml:space="preserve">2.5 别被数字忽悠：四条提醒</w:t>
-            </w:r>
-            <w:r>
-              <w:rPr>
-                <w:color w:val="C0C4CC"/>
-              </w:rPr>
-              <w:tab/>
-            </w:r>
-          </w:p>
-          <w:p>
-            <w:pPr>
-              <w:tabs>
-                <w:tab w:val="right" w:leader="dot" w:pos="13965"/>
-              </w:tabs>
               <w:spacing w:before="140" w:after="60"/>
             </w:pPr>
             <w:r>
@@ -348,7 +325,7 @@
                 <w:sz w:val="20"/>
                 <w:szCs w:val="20"/>
               </w:rPr>
-              <w:t xml:space="preserve">3.1 抄谁的作业：Perplexity 管「家」，Switchyard 管「路」</w:t>
+              <w:t xml:space="preserve">3.1 业界方案长得都差不多：一个管「家」，一个管「路」</w:t>
             </w:r>
             <w:r>
               <w:rPr>
@@ -408,16 +385,16 @@
               <w:tabs>
                 <w:tab w:val="right" w:leader="dot" w:pos="13965"/>
               </w:tabs>
-              <w:spacing w:before="40" w:after="40"/>
-              <w:ind w:left="480"/>
-            </w:pPr>
-            <w:r>
-              <w:rPr>
-                <w:color w:val="5A6070"/>
-                <w:sz w:val="20"/>
-                <w:szCs w:val="20"/>
-              </w:rPr>
-              <w:t xml:space="preserve">3.4 怎么落地、怎么验收</w:t>
+              <w:spacing w:before="140" w:after="60"/>
+            </w:pPr>
+            <w:r>
+              <w:rPr>
+                <w:b w:val="1"/>
+                <w:i w:val="1"/>
+                <w:sz w:val="22"/>
+                <w:szCs w:val="22"/>
+              </w:rPr>
+              <w:t xml:space="preserve">结论：让云端更贵重，而不是更常驻</w:t>
             </w:r>
             <w:r>
               <w:rPr>
@@ -440,7 +417,7 @@
                 <w:sz w:val="22"/>
                 <w:szCs w:val="22"/>
               </w:rPr>
-              <w:t xml:space="preserve">结论：让云端更贵重，而不是更常驻</w:t>
+              <w:t xml:space="preserve">附一：分场景完整数据</w:t>
             </w:r>
             <w:r>
               <w:rPr>
@@ -463,29 +440,6 @@
                 <w:sz w:val="22"/>
                 <w:szCs w:val="22"/>
               </w:rPr>
-              <w:t xml:space="preserve">附一：分场景完整数据</w:t>
-            </w:r>
-            <w:r>
-              <w:rPr>
-                <w:color w:val="C0C4CC"/>
-              </w:rPr>
-              <w:tab/>
-            </w:r>
-          </w:p>
-          <w:p>
-            <w:pPr>
-              <w:tabs>
-                <w:tab w:val="right" w:leader="dot" w:pos="13965"/>
-              </w:tabs>
-              <w:spacing w:before="140" w:after="60"/>
-            </w:pPr>
-            <w:r>
-              <w:rPr>
-                <w:b w:val="1"/>
-                <w:i w:val="1"/>
-                <w:sz w:val="22"/>
-                <w:szCs w:val="22"/>
-              </w:rPr>
               <w:t xml:space="preserve">附二：数据来源</w:t>
             </w:r>
             <w:r>
@@ -521,9 +475,9 @@
       <w:r>
         <w:drawing>
           <wp:inline distT="0" distB="0" distL="0" distR="0">
-            <wp:extent cx="2377440" cy="2233040"/>
+            <wp:extent cx="2377440" cy="2384232"/>
             <wp:effectExtent l="0" t="0" r="0" b="0"/>
-            <wp:docPr id="1" name="meme_all.png"/>
+            <wp:docPr id="1" name="priv_leak.png"/>
             <wp:cNvGraphicFramePr>
               <a:graphicFrameLocks xmlns:a="http://schemas.openxmlformats.org/drawingml/2006/main" noChangeAspect="1"/>
             </wp:cNvGraphicFramePr>
@@ -531,7 +485,7 @@
               <a:graphicData uri="http://schemas.openxmlformats.org/drawingml/2006/picture">
                 <pic:pic xmlns:pic="http://schemas.openxmlformats.org/drawingml/2006/picture">
                   <pic:nvPicPr>
-                    <pic:cNvPr id="1" name="meme_all.png"/>
+                    <pic:cNvPr id="1" name="priv_leak.png"/>
                     <pic:cNvPicPr/>
                   </pic:nvPicPr>
                   <pic:blipFill>
@@ -543,7 +497,7 @@
                   <pic:spPr>
                     <a:xfrm>
                       <a:off x="0" y="0"/>
-                      <a:ext cx="2377440" cy="2233040"/>
+                      <a:ext cx="2377440" cy="2384232"/>
                     </a:xfrm>
                     <a:prstGeom prst="rect">
                       <a:avLst/>
@@ -561,16 +515,16 @@
         <w:spacing w:before="0" w:after="160"/>
       </w:pPr>
       <w:r>
-        <w:t xml:space="preserve">很多人一听「端云协同」，第一反应是省钱。其实顺序反了：</w:t>
+        <w:t xml:space="preserve">很多人一听「端云协同」，第一反应是省钱。其实同样重要的还有隐私：</w:t>
       </w:r>
       <w:r>
         <w:rPr>
           <w:b w:val="1"/>
         </w:rPr>
-        <w:t xml:space="preserve">先是数据不出门，然后才谈账单。</w:t>
-      </w:r>
-      <w:r>
-        <w:t xml:space="preserve"> 省钱是加分项，隐私是准入门槛。省钱和隐私也不用二选一，这一章先讲怎么把门守住。</w:t>
+        <w:t xml:space="preserve">数据不出门，才敢把活儿交给 AI。</w:t>
+      </w:r>
+      <w:r>
+        <w:t xml:space="preserve"> 省钱和隐私不用二选一，这一章先讲怎么把门守住。</w:t>
       </w:r>
     </w:p>
     <w:p>
@@ -687,220 +641,15 @@
     </w:p>
     <w:p>
       <w:pPr>
-        <w:spacing w:before="0" w:after="160"/>
-      </w:pPr>
-      <w:r>
-        <w:t xml:space="preserve">只在系统提示里写一句「请注意隐私」，就像在门口贴张纸条「贵重物品请勿带出」。有礼貌，没用。我们要的是真的会关上的门。整套做法用三个词就能记住：</w:t>
-      </w:r>
-    </w:p>
-    <w:p>
-      <w:pPr>
-        <w:spacing w:before="0" w:after="160"/>
-      </w:pPr>
-      <w:r>
-        <w:rPr>
-          <w:b w:val="1"/>
-        </w:rPr>
-        <w:t xml:space="preserve">一道门。</w:t>
-      </w:r>
-      <w:r>
-        <w:t xml:space="preserve"> 整台盒子默认零出网，只留一个网络出口，而且只有 Agent 内置的「出网门控」能走这个口。任何工具、任何沙箱都不能自己联网。想出门，只能过门控。</w:t>
-      </w:r>
-    </w:p>
-    <w:p>
-      <w:pPr>
-        <w:spacing w:before="0" w:after="160"/>
-      </w:pPr>
-      <w:r>
-        <w:rPr>
-          <w:b w:val="1"/>
-        </w:rPr>
-        <w:t xml:space="preserve">一个门卫。</w:t>
-      </w:r>
-      <w:r>
-        <w:t xml:space="preserve"> 门控里常驻一个 0.6B 的小模型，专门干一件事：把要出门的内容逐字扫一遍，看有没有隐私。它认 9 类东西：人名、邮箱、电话、地址、网址、日期、账号、机密事项和其他。抓到了，要么打码，要么拦下。扫完之后，系统把「即将离开设备的确切内容」弹给你看，你点头，这一小段才发。批准的是这一次、这一段，不是给整台设备发通行证。发出去的目标也只能是白名单里的地址，每一次都留账。</w:t>
-      </w:r>
-    </w:p>
-    <w:p>
-      <w:pPr>
-        <w:spacing w:before="0" w:after="160"/>
-      </w:pPr>
-      <w:r>
-        <w:rPr>
-          <w:b w:val="1"/>
-        </w:rPr>
-        <w:t xml:space="preserve">一间小黑屋。</w:t>
-      </w:r>
-      <w:r>
-        <w:t xml:space="preserve"> 真正涉密的计算，比如算工资、看合同、翻客户数据，连门都不让它靠近。这类活儿派给一个隔离的本地子代理，在自己的沙箱里算完，只回一句结论，不回原始数据。云端要是需要参考，拿到的也只是「非身份汇总」。</w:t>
-      </w:r>
-    </w:p>
-    <w:p>
-      <w:pPr>
-        <w:spacing w:before="0" w:after="160"/>
-      </w:pPr>
-      <w:r>
-        <w:t xml:space="preserve">还有一条最关键的规矩：</w:t>
-      </w:r>
-      <w:r>
-        <w:rPr>
-          <w:b w:val="1"/>
-        </w:rPr>
-        <w:t xml:space="preserve">门锁坏了，门就一直关着。</w:t>
-      </w:r>
-      <w:r>
-        <w:t xml:space="preserve"> 沙箱不可用，涉密功能直接禁用，不做「先跑完再说」的降级。很多系统的坏习惯是安全组件挂了照样干活，这里反过来。</w:t>
-      </w:r>
-    </w:p>
-    <w:p>
-      <w:pPr>
-        <w:spacing w:before="0" w:after="160"/>
-      </w:pPr>
-      <w:r>
-        <w:t xml:space="preserve">云端那边呢？它碰不到本地文件，调不了本地工具，看不到完整对话，也不能主动往回推东西。它只收到你批准过的那一小段，只能回一段文字建议。就算叫了云端，暴露面也只有这一次任务的最小集合。</w:t>
-      </w:r>
-    </w:p>
-    <w:p>
-      <w:bookmarkStart w:id="104" w:name="_h104"/>
-      <w:pPr>
-        <w:pStyle w:val="dingding-heading3"/>
-      </w:pPr>
-      <w:r>
-        <w:t xml:space="preserve">1.3 隐私在哪里看得见</w:t>
-      </w:r>
-      <w:bookmarkEnd w:id="104"/>
-    </w:p>
-    <w:p>
-      <w:pPr>
-        <w:spacing w:before="0" w:after="160"/>
-      </w:pPr>
-      <w:r>
-        <w:t xml:space="preserve">安全机制最怕只活在架构图里。这套方案里，隐私是用户每天都摸得到的东西：</w:t>
-      </w:r>
-    </w:p>
-    <w:p>
-      <w:pPr>
-        <w:numPr>
-          <w:ilvl w:val="0"/>
-          <w:numId w:val="2"/>
-        </w:numPr>
-        <w:spacing w:before="0" w:after="80"/>
-      </w:pPr>
-      <w:r>
-        <w:rPr>
-          <w:b w:val="1"/>
-        </w:rPr>
-        <w:t xml:space="preserve">出门前的弹窗。</w:t>
-      </w:r>
-      <w:r>
-        <w:t xml:space="preserve"> 每次要上云，你先看到要发的原文，敏感字段已经高亮或打码。不点，就不发。</w:t>
-      </w:r>
-    </w:p>
-    <w:p>
-      <w:pPr>
-        <w:numPr>
-          <w:ilvl w:val="0"/>
-          <w:numId w:val="2"/>
-        </w:numPr>
-        <w:spacing w:before="0" w:after="80"/>
-      </w:pPr>
-      <w:r>
-        <w:rPr>
-          <w:b w:val="1"/>
-        </w:rPr>
-        <w:t xml:space="preserve">一本流水账。</w:t>
-      </w:r>
-      <w:r>
-        <w:t xml:space="preserve"> 什么时候、发了什么、发去哪、谁批的，全有记录。审计不用靠回忆。</w:t>
-      </w:r>
-    </w:p>
-    <w:p>
-      <w:pPr>
-        <w:numPr>
-          <w:ilvl w:val="0"/>
-          <w:numId w:val="2"/>
-        </w:numPr>
-        <w:spacing w:before="0" w:after="80"/>
-      </w:pPr>
-      <w:r>
-        <w:rPr>
-          <w:b w:val="1"/>
-        </w:rPr>
-        <w:t xml:space="preserve">门卫的成绩单。</w:t>
-      </w:r>
-      <w:r>
-        <w:t xml:space="preserve"> 材料里的实测：长文档里 100 处隐私能抓到 97 处（原来是 83 处）；同一个人名反复出现时，能一直认出来的比例是 79.4%，对比前沿云端大模型只有 57.0%；而且它和主模型共用一张卡，显存只占 5%。</w:t>
-      </w:r>
-    </w:p>
-    <w:p>
-      <w:pPr>
-        <w:numPr>
-          <w:ilvl w:val="0"/>
-          <w:numId w:val="2"/>
-        </w:numPr>
-        <w:spacing w:before="0" w:after="80"/>
-      </w:pPr>
-      <w:r>
-        <w:rPr>
-          <w:b w:val="1"/>
-        </w:rPr>
-        <w:t xml:space="preserve">拒绝也算数据。</w:t>
-      </w:r>
-      <w:r>
-        <w:t xml:space="preserve"> 用户驳回率、误拦截率会一直被盯着。拦得太松是漏，拦得太紧是烦，两头都要调。</w:t>
-      </w:r>
-    </w:p>
-    <w:p>
-      <w:pPr>
-        <w:spacing w:before="0" w:after="60"/>
-      </w:pPr>
-    </w:p>
-    <w:p>
-      <w:pPr>
-        <w:spacing w:before="0" w:after="160"/>
-      </w:pPr>
-      <w:r>
-        <w:t xml:space="preserve">对比一下纯云方案：以上四样，一样都没有。你只能相信服务条款。</w:t>
-      </w:r>
-    </w:p>
-    <w:p>
-      <w:pPr>
-        <w:pStyle w:val="dingding_quote"/>
-        <w:spacing w:before="0" w:after="160"/>
-      </w:pPr>
-      <w:r>
-        <w:t xml:space="preserve">这些指标来自材料中的设计与评测记录，落地时仍要在自己的数据和链路上复验。PII 审查不是「零漏检」承诺。</w:t>
-      </w:r>
-    </w:p>
-    <w:p>
-      <w:pPr>
-        <w:pBdr>
-          <w:top w:val="single" w:sz="6" w:space="1" w:color="E3E5E8"/>
-        </w:pBdr>
-        <w:spacing w:before="200" w:after="200"/>
-      </w:pPr>
-    </w:p>
-    <w:p>
-      <w:bookmarkStart w:id="105" w:name="_h105"/>
-      <w:pPr>
-        <w:pStyle w:val="dingding-heading2"/>
-      </w:pPr>
-      <w:r>
-        <w:t xml:space="preserve">二、省钱：云端账单到底能省多少</w:t>
-      </w:r>
-      <w:bookmarkEnd w:id="105"/>
-    </w:p>
-    <w:p>
-      <w:pPr>
         <w:spacing w:before="120" w:after="200"/>
         <w:jc w:val="center"/>
       </w:pPr>
       <w:r>
         <w:drawing>
           <wp:inline distT="0" distB="0" distL="0" distR="0">
-            <wp:extent cx="2194560" cy="2194560"/>
+            <wp:extent cx="2377440" cy="2130629"/>
             <wp:effectExtent l="0" t="0" r="0" b="0"/>
-            <wp:docPr id="2" name="meme_money.png"/>
+            <wp:docPr id="2" name="priv_shield.png"/>
             <wp:cNvGraphicFramePr>
               <a:graphicFrameLocks xmlns:a="http://schemas.openxmlformats.org/drawingml/2006/main" noChangeAspect="1"/>
             </wp:cNvGraphicFramePr>
@@ -908,11 +657,259 @@
               <a:graphicData uri="http://schemas.openxmlformats.org/drawingml/2006/picture">
                 <pic:pic xmlns:pic="http://schemas.openxmlformats.org/drawingml/2006/picture">
                   <pic:nvPicPr>
-                    <pic:cNvPr id="2" name="meme_money.png"/>
+                    <pic:cNvPr id="2" name="priv_shield.png"/>
                     <pic:cNvPicPr/>
                   </pic:nvPicPr>
                   <pic:blipFill>
                     <a:blip r:embed="rId12"/>
+                    <a:stretch>
+                      <a:fillRect/>
+                    </a:stretch>
+                  </pic:blipFill>
+                  <pic:spPr>
+                    <a:xfrm>
+                      <a:off x="0" y="0"/>
+                      <a:ext cx="2377440" cy="2130629"/>
+                    </a:xfrm>
+                    <a:prstGeom prst="rect">
+                      <a:avLst/>
+                    </a:prstGeom>
+                  </pic:spPr>
+                </pic:pic>
+              </a:graphicData>
+            </a:graphic>
+          </wp:inline>
+        </w:drawing>
+      </w:r>
+    </w:p>
+    <w:p>
+      <w:pPr>
+        <w:spacing w:before="0" w:after="160"/>
+      </w:pPr>
+      <w:r>
+        <w:t xml:space="preserve">只在系统提示里写一句「请注意隐私」，就像在门口贴张纸条「贵重物品请勿带出」。有礼貌，没用。我们要的是真的会关上的门。整套做法用三个词就能记住：</w:t>
+      </w:r>
+    </w:p>
+    <w:p>
+      <w:pPr>
+        <w:spacing w:before="0" w:after="160"/>
+      </w:pPr>
+      <w:r>
+        <w:rPr>
+          <w:b w:val="1"/>
+        </w:rPr>
+        <w:t xml:space="preserve">一道门。</w:t>
+      </w:r>
+      <w:r>
+        <w:t xml:space="preserve"> 整台盒子默认零出网，只留一个网络出口，而且只有 Agent 内置的「出网门控」能走这个口。任何工具、任何沙箱都不能自己联网。想出门，只能过门控。</w:t>
+      </w:r>
+    </w:p>
+    <w:p>
+      <w:pPr>
+        <w:spacing w:before="0" w:after="160"/>
+      </w:pPr>
+      <w:r>
+        <w:rPr>
+          <w:b w:val="1"/>
+        </w:rPr>
+        <w:t xml:space="preserve">一个门卫。</w:t>
+      </w:r>
+      <w:r>
+        <w:t xml:space="preserve"> 门控里常驻一个 0.6B 的小模型，专门干一件事：把要出门的内容逐字扫一遍，看有没有隐私。它认 9 类东西：人名、邮箱、电话、地址、网址、日期、账号、机密事项和其他。抓到了，要么打码，要么拦下。扫完之后，系统把「即将离开设备的确切内容」弹给你看，你点头，这一小段才发。批准的是这一次、这一段，不是给整台设备发通行证。发出去的目标也只能是白名单里的地址，每一次都留账。</w:t>
+      </w:r>
+    </w:p>
+    <w:p>
+      <w:pPr>
+        <w:spacing w:before="0" w:after="160"/>
+      </w:pPr>
+      <w:r>
+        <w:rPr>
+          <w:b w:val="1"/>
+        </w:rPr>
+        <w:t xml:space="preserve">一间小黑屋。</w:t>
+      </w:r>
+      <w:r>
+        <w:t xml:space="preserve"> 真正涉密的计算，比如算工资、看合同、翻客户数据，连门都不让它靠近。这类活儿派给一个隔离的本地子代理，在自己的沙箱里算完，只回一句结论，不回原始数据。云端要是需要参考，拿到的也只是「非身份汇总」。</w:t>
+      </w:r>
+    </w:p>
+    <w:p>
+      <w:pPr>
+        <w:spacing w:before="0" w:after="160"/>
+      </w:pPr>
+      <w:r>
+        <w:t xml:space="preserve">还有一条最关键的规矩：</w:t>
+      </w:r>
+      <w:r>
+        <w:rPr>
+          <w:b w:val="1"/>
+        </w:rPr>
+        <w:t xml:space="preserve">门锁坏了，门就一直关着。</w:t>
+      </w:r>
+      <w:r>
+        <w:t xml:space="preserve"> 沙箱不可用，涉密功能直接禁用，不做「先跑完再说」的降级。很多系统的坏习惯是安全组件挂了照样干活，这里反过来。</w:t>
+      </w:r>
+    </w:p>
+    <w:p>
+      <w:pPr>
+        <w:spacing w:before="0" w:after="160"/>
+      </w:pPr>
+      <w:r>
+        <w:t xml:space="preserve">云端那边呢？它碰不到本地文件，调不了本地工具，看不到完整对话，也不能主动往回推东西。它只收到你批准过的那一小段，只能回一段文字建议。就算叫了云端，暴露面也只有这一次任务的最小集合。</w:t>
+      </w:r>
+    </w:p>
+    <w:p>
+      <w:bookmarkStart w:id="104" w:name="_h104"/>
+      <w:pPr>
+        <w:pStyle w:val="dingding-heading3"/>
+      </w:pPr>
+      <w:r>
+        <w:t xml:space="preserve">1.3 隐私在哪里看得见</w:t>
+      </w:r>
+      <w:bookmarkEnd w:id="104"/>
+    </w:p>
+    <w:p>
+      <w:pPr>
+        <w:spacing w:before="0" w:after="160"/>
+      </w:pPr>
+      <w:r>
+        <w:t xml:space="preserve">安全机制最怕只活在架构图里。这套方案里，隐私是用户每天都摸得到的东西：</w:t>
+      </w:r>
+    </w:p>
+    <w:p>
+      <w:pPr>
+        <w:numPr>
+          <w:ilvl w:val="0"/>
+          <w:numId w:val="2"/>
+        </w:numPr>
+        <w:spacing w:before="0" w:after="80"/>
+      </w:pPr>
+      <w:r>
+        <w:rPr>
+          <w:b w:val="1"/>
+        </w:rPr>
+        <w:t xml:space="preserve">出门前的弹窗。</w:t>
+      </w:r>
+      <w:r>
+        <w:t xml:space="preserve"> 每次要上云，你先看到要发的原文，敏感字段已经高亮或打码。不点，就不发。</w:t>
+      </w:r>
+    </w:p>
+    <w:p>
+      <w:pPr>
+        <w:numPr>
+          <w:ilvl w:val="0"/>
+          <w:numId w:val="2"/>
+        </w:numPr>
+        <w:spacing w:before="0" w:after="80"/>
+      </w:pPr>
+      <w:r>
+        <w:rPr>
+          <w:b w:val="1"/>
+        </w:rPr>
+        <w:t xml:space="preserve">一本流水账。</w:t>
+      </w:r>
+      <w:r>
+        <w:t xml:space="preserve"> 什么时候、发了什么、发去哪、谁批的，全有记录。审计不用靠回忆。</w:t>
+      </w:r>
+    </w:p>
+    <w:p>
+      <w:pPr>
+        <w:numPr>
+          <w:ilvl w:val="0"/>
+          <w:numId w:val="2"/>
+        </w:numPr>
+        <w:spacing w:before="0" w:after="80"/>
+      </w:pPr>
+      <w:r>
+        <w:rPr>
+          <w:b w:val="1"/>
+        </w:rPr>
+        <w:t xml:space="preserve">门卫的成绩单。</w:t>
+      </w:r>
+      <w:r>
+        <w:t xml:space="preserve"> 材料里的实测：长文档里 100 处隐私能抓到 97 处（原来是 83 处）；同一个人名反复出现时，能一直认出来的比例是 79.4%，对比前沿云端大模型只有 57.0%；而且它和主模型共用一张卡，显存只占 5%。</w:t>
+      </w:r>
+    </w:p>
+    <w:p>
+      <w:pPr>
+        <w:numPr>
+          <w:ilvl w:val="0"/>
+          <w:numId w:val="2"/>
+        </w:numPr>
+        <w:spacing w:before="0" w:after="80"/>
+      </w:pPr>
+      <w:r>
+        <w:rPr>
+          <w:b w:val="1"/>
+        </w:rPr>
+        <w:t xml:space="preserve">拒绝也算数据。</w:t>
+      </w:r>
+      <w:r>
+        <w:t xml:space="preserve"> 用户驳回率、误拦截率会一直被盯着。拦得太松是漏，拦得太紧是烦，两头都要调。</w:t>
+      </w:r>
+    </w:p>
+    <w:p>
+      <w:pPr>
+        <w:spacing w:before="0" w:after="60"/>
+      </w:pPr>
+    </w:p>
+    <w:p>
+      <w:pPr>
+        <w:spacing w:before="0" w:after="160"/>
+      </w:pPr>
+      <w:r>
+        <w:t xml:space="preserve">对比一下纯云方案：以上四样，一样都没有。你只能相信服务条款。</w:t>
+      </w:r>
+    </w:p>
+    <w:p>
+      <w:pPr>
+        <w:pStyle w:val="dingding_quote"/>
+        <w:spacing w:before="0" w:after="160"/>
+      </w:pPr>
+      <w:r>
+        <w:t xml:space="preserve">这些指标来自材料中的设计与评测记录，落地时仍要在自己的数据和链路上复验。PII 审查不是「零漏检」承诺。</w:t>
+      </w:r>
+    </w:p>
+    <w:p>
+      <w:pPr>
+        <w:pBdr>
+          <w:top w:val="single" w:sz="6" w:space="1" w:color="E3E5E8"/>
+        </w:pBdr>
+        <w:spacing w:before="200" w:after="200"/>
+      </w:pPr>
+    </w:p>
+    <w:p>
+      <w:bookmarkStart w:id="105" w:name="_h105"/>
+      <w:pPr>
+        <w:pStyle w:val="dingding-heading2"/>
+      </w:pPr>
+      <w:r>
+        <w:t xml:space="preserve">二、省钱：云端账单到底能省多少</w:t>
+      </w:r>
+      <w:bookmarkEnd w:id="105"/>
+    </w:p>
+    <w:p>
+      <w:pPr>
+        <w:spacing w:before="120" w:after="200"/>
+        <w:jc w:val="center"/>
+      </w:pPr>
+      <w:r>
+        <w:drawing>
+          <wp:inline distT="0" distB="0" distL="0" distR="0">
+            <wp:extent cx="2194560" cy="2194560"/>
+            <wp:effectExtent l="0" t="0" r="0" b="0"/>
+            <wp:docPr id="3" name="money_tom.png"/>
+            <wp:cNvGraphicFramePr>
+              <a:graphicFrameLocks xmlns:a="http://schemas.openxmlformats.org/drawingml/2006/main" noChangeAspect="1"/>
+            </wp:cNvGraphicFramePr>
+            <a:graphic xmlns:a="http://schemas.openxmlformats.org/drawingml/2006/main">
+              <a:graphicData uri="http://schemas.openxmlformats.org/drawingml/2006/picture">
+                <pic:pic xmlns:pic="http://schemas.openxmlformats.org/drawingml/2006/picture">
+                  <pic:nvPicPr>
+                    <pic:cNvPr id="3" name="money_tom.png"/>
+                    <pic:cNvPicPr/>
+                  </pic:nvPicPr>
+                  <pic:blipFill>
+                    <a:blip r:embed="rId13"/>
                     <a:stretch>
                       <a:fillRect/>
                     </a:stretch>
@@ -1334,7 +1331,7 @@
           <wp:inline distT="0" distB="0" distL="0" distR="0">
             <wp:extent cx="9363075" cy="5559149"/>
             <wp:effectExtent l="0" t="0" r="0" b="0"/>
-            <wp:docPr id="3" name="fig_savings.png"/>
+            <wp:docPr id="4" name="fig_savings.png"/>
             <wp:cNvGraphicFramePr>
               <a:graphicFrameLocks xmlns:a="http://schemas.openxmlformats.org/drawingml/2006/main" noChangeAspect="1"/>
             </wp:cNvGraphicFramePr>
@@ -1342,11 +1339,11 @@
               <a:graphicData uri="http://schemas.openxmlformats.org/drawingml/2006/picture">
                 <pic:pic xmlns:pic="http://schemas.openxmlformats.org/drawingml/2006/picture">
                   <pic:nvPicPr>
-                    <pic:cNvPr id="3" name="fig_savings.png"/>
+                    <pic:cNvPr id="4" name="fig_savings.png"/>
                     <pic:cNvPicPr/>
                   </pic:nvPicPr>
                   <pic:blipFill>
-                    <a:blip r:embed="rId13"/>
+                    <a:blip r:embed="rId14"/>
                     <a:stretch>
                       <a:fillRect/>
                     </a:stretch>
@@ -1815,7 +1812,7 @@
           <wp:inline distT="0" distB="0" distL="0" distR="0">
             <wp:extent cx="9363075" cy="5266729"/>
             <wp:effectExtent l="0" t="0" r="0" b="0"/>
-            <wp:docPr id="4" name="nv_switchyard.png"/>
+            <wp:docPr id="5" name="nv_switchyard.png"/>
             <wp:cNvGraphicFramePr>
               <a:graphicFrameLocks xmlns:a="http://schemas.openxmlformats.org/drawingml/2006/main" noChangeAspect="1"/>
             </wp:cNvGraphicFramePr>
@@ -1823,11 +1820,11 @@
               <a:graphicData uri="http://schemas.openxmlformats.org/drawingml/2006/picture">
                 <pic:pic xmlns:pic="http://schemas.openxmlformats.org/drawingml/2006/picture">
                   <pic:nvPicPr>
-                    <pic:cNvPr id="4" name="nv_switchyard.png"/>
+                    <pic:cNvPr id="5" name="nv_switchyard.png"/>
                     <pic:cNvPicPr/>
                   </pic:nvPicPr>
                   <pic:blipFill>
-                    <a:blip r:embed="rId14"/>
+                    <a:blip r:embed="rId15"/>
                     <a:stretch>
                       <a:fillRect/>
                     </a:stretch>
@@ -1955,14 +1952,77 @@
       </w:pPr>
     </w:p>
     <w:p>
+      <w:pPr>
+        <w:pBdr>
+          <w:top w:val="single" w:sz="6" w:space="1" w:color="E3E5E8"/>
+        </w:pBdr>
+        <w:spacing w:before="200" w:after="200"/>
+      </w:pPr>
+    </w:p>
+    <w:p>
       <w:bookmarkStart w:id="110" w:name="_h110"/>
       <w:pPr>
+        <w:pStyle w:val="dingding-heading2"/>
+      </w:pPr>
+      <w:r>
+        <w:t xml:space="preserve">三、架构：本地当店长，云端做会诊</w:t>
+      </w:r>
+      <w:bookmarkEnd w:id="110"/>
+    </w:p>
+    <w:p>
+      <w:pPr>
+        <w:spacing w:before="0" w:after="160"/>
+      </w:pPr>
+      <w:r>
+        <w:t xml:space="preserve">前两章说的「门」和「截流」，落到一台设备上是什么样？这一章讲清楚。业界已经有一些方案，架构都很接近：一个本地编排器当店长，一个路由器决定什么时候叫云端。</w:t>
+      </w:r>
+    </w:p>
+    <w:p>
+      <w:bookmarkStart w:id="111" w:name="_h111"/>
+      <w:pPr>
         <w:pStyle w:val="dingding-heading3"/>
       </w:pPr>
       <w:r>
-        <w:t xml:space="preserve">2.5 别被数字忽悠：四条提醒</w:t>
-      </w:r>
-      <w:bookmarkEnd w:id="110"/>
+        <w:t xml:space="preserve">3.1 业界方案长得都差不多：一个管「家」，一个管「路」</w:t>
+      </w:r>
+      <w:bookmarkEnd w:id="111"/>
+    </w:p>
+    <w:p>
+      <w:pPr>
+        <w:spacing w:before="0" w:after="160"/>
+      </w:pPr>
+      <w:r>
+        <w:rPr>
+          <w:b w:val="1"/>
+        </w:rPr>
+        <w:t xml:space="preserve">管「家」的：以 Perplexity Portable Computer 为例。</w:t>
+      </w:r>
+      <w:r>
+        <w:t xml:space="preserve"> 2026 年 2 月 Perplexity 发布了 Computer：一个会拆任务、派子代理、在沙箱里跑工具、还接 Slack / GitHub / 邮件的多模型 Agent。8 月它又和 NVIDIA 一起推出了完全本地版 Portable Computer：编排模型、子代理模型、Agent 运行时、工具沙箱、连接器，全部跑在你自己的硬件上（DGX Spark，或任何 24GB 显存以上的 RTX 卡），本地模型是一个专门为 Agent 后训练过的 27B。本地完成的步骤</w:t>
+      </w:r>
+      <w:r>
+        <w:rPr>
+          <w:b w:val="1"/>
+        </w:rPr>
+        <w:t xml:space="preserve">不消耗一分钱云端额度</w:t>
+      </w:r>
+      <w:r>
+        <w:t xml:space="preserve">；真需要前沿推理时，先弹窗要你批准，出站内容先过隐私标记，云端只能回文字建议。沙箱是操作系统级强制隔离，沙箱不可用就直接禁用工具执行。第一章那三个词，在这类方案里都能找到对应。</w:t>
+      </w:r>
+    </w:p>
+    <w:p>
+      <w:pPr>
+        <w:spacing w:before="0" w:after="160"/>
+      </w:pPr>
+      <w:r>
+        <w:rPr>
+          <w:b w:val="1"/>
+        </w:rPr>
+        <w:t xml:space="preserve">管「路」的：以 NVIDIA NeMo Switchyard 为例。</w:t>
+      </w:r>
+      <w:r>
+        <w:t xml:space="preserve"> 它是 NVIDIA 开源的模型路由层，专门回答一个问题：Agent 的这一次调用，到底要不要花前沿模型的钱？它自带几种现成的路由器，大白话版：</w:t>
+      </w:r>
     </w:p>
     <w:p>
       <w:pPr>
@@ -1976,10 +2036,10 @@
         <w:rPr>
           <w:b w:val="1"/>
         </w:rPr>
-        <w:t xml:space="preserve">省的是云账单，不是总成本。</w:t>
-      </w:r>
-      <w:r>
-        <w:t xml:space="preserve"> 盒子的硬件和电费另算。云账单降了，不等于总拥有成本已经被证明降了。</w:t>
+        <w:t xml:space="preserve">升级路由：</w:t>
+      </w:r>
+      <w:r>
+        <w:t xml:space="preserve"> 先让便宜模型干，旁边有个裁判盯着。连续两次判定「卡住了」，这个任务之后全交给贵模型。只升不降。</w:t>
       </w:r>
     </w:p>
     <w:p>
@@ -1994,10 +2054,10 @@
         <w:rPr>
           <w:b w:val="1"/>
         </w:rPr>
-        <w:t xml:space="preserve">效果有代价，代价不一样。</w:t>
-      </w:r>
-      <w:r>
-        <w:t xml:space="preserve"> 有的场景只差 0.3 分，有的差 6 分。它们来自不同的评测，不能拼成一句「效果不变」。</w:t>
+        <w:t xml:space="preserve">阶段路由：</w:t>
+      </w:r>
+      <w:r>
+        <w:t xml:space="preserve"> 看最近的进度。稳稳当当改代码、测试都过了，用便宜的；报错连连、原地打转，换贵的。</w:t>
       </w:r>
     </w:p>
     <w:p>
@@ -2012,10 +2072,10 @@
         <w:rPr>
           <w:b w:val="1"/>
         </w:rPr>
-        <w:t xml:space="preserve">证据有等级。</w:t>
-      </w:r>
-      <w:r>
-        <w:t xml:space="preserve"> 有的可复现，有的评测集在别人手里，有的配置没公开。附一每一行都标了来源，决策时按证据等级给权重。</w:t>
+        <w:t xml:space="preserve">分类路由：</w:t>
+      </w:r>
+      <w:r>
+        <w:t xml:space="preserve"> 一开始就判断这活儿难不难，定了模型就不再反复换。</w:t>
       </w:r>
     </w:p>
     <w:p>
@@ -2030,10 +2090,10 @@
         <w:rPr>
           <w:b w:val="1"/>
         </w:rPr>
-        <w:t xml:space="preserve">全本地 100% 只说明不花云端的钱。</w:t>
-      </w:r>
-      <w:r>
-        <w:t xml:space="preserve"> 效果好不好，得在同一个评测框架里跑过才算数。没跑过，就老实写「待验证」。</w:t>
+        <w:t xml:space="preserve">可训练路由：</w:t>
+      </w:r>
+      <w:r>
+        <w:t xml:space="preserve"> 学着预测哪个模型更可能做对，再按成本和延迟做取舍。</w:t>
       </w:r>
     </w:p>
     <w:p>
@@ -2043,28 +2103,19 @@
     </w:p>
     <w:p>
       <w:pPr>
-        <w:pBdr>
-          <w:top w:val="single" w:sz="6" w:space="1" w:color="E3E5E8"/>
-        </w:pBdr>
-        <w:spacing w:before="200" w:after="200"/>
-      </w:pPr>
-    </w:p>
-    <w:p>
-      <w:bookmarkStart w:id="111" w:name="_h111"/>
-      <w:pPr>
-        <w:pStyle w:val="dingding-heading2"/>
-      </w:pPr>
-      <w:r>
-        <w:t xml:space="preserve">三、架构：本地当店长，云端做会诊</w:t>
-      </w:r>
-      <w:bookmarkEnd w:id="111"/>
-    </w:p>
-    <w:p>
-      <w:pPr>
         <w:spacing w:before="0" w:after="160"/>
       </w:pPr>
       <w:r>
-        <w:t xml:space="preserve">前两章说的「门」和「截流」，落到一台设备上是什么样？这一章讲清楚。好消息是不用从零画图，业界已经有两份现成的作业。</w:t>
+        <w:t xml:space="preserve">第二章那些「还要上云 X%」，大多就是这些路由器在 Terminal-Bench、τ²-bench 和 LangChain 任务集上跑出来的。一句话：</w:t>
+      </w:r>
+      <w:r>
+        <w:rPr>
+          <w:b w:val="1"/>
+        </w:rPr>
+        <w:t xml:space="preserve">「家」决定本地怎么布置，「路」决定什么时候该出门、出门带多少东西。</w:t>
+      </w:r>
+      <w:r>
+        <w:t xml:space="preserve"> 我们的架构也是这两块拼起来的。</w:t>
       </w:r>
     </w:p>
     <w:p>
@@ -2073,147 +2124,9 @@
         <w:pStyle w:val="dingding-heading3"/>
       </w:pPr>
       <w:r>
-        <w:t xml:space="preserve">3.1 抄谁的作业：Perplexity 管「家」，Switchyard 管「路」</w:t>
+        <w:t xml:space="preserve">3.2 一图看完：五步闭环</w:t>
       </w:r>
       <w:bookmarkEnd w:id="112"/>
-    </w:p>
-    <w:p>
-      <w:pPr>
-        <w:spacing w:before="0" w:after="160"/>
-      </w:pPr>
-      <w:r>
-        <w:rPr>
-          <w:b w:val="1"/>
-        </w:rPr>
-        <w:t xml:space="preserve">Perplexity Portable Computer，负责「家里怎么布置」。</w:t>
-      </w:r>
-      <w:r>
-        <w:t xml:space="preserve"> 2026 年 2 月 Perplexity 发布了 Computer：一个会拆任务、派子代理、在沙箱里跑工具、还接 Slack / GitHub / 邮件的多模型 Agent。8 月它又和 NVIDIA 一起推出了完全本地版 Portable Computer：编排模型、子代理模型、Agent 运行时、工具沙箱、连接器，全部跑在你自己的硬件上（DGX Spark，或任何 24GB 显存以上的 RTX 卡），本地模型是一个专门为 Agent 后训练过的 27B。本地完成的步骤</w:t>
-      </w:r>
-      <w:r>
-        <w:rPr>
-          <w:b w:val="1"/>
-        </w:rPr>
-        <w:t xml:space="preserve">不消耗一分钱云端额度</w:t>
-      </w:r>
-      <w:r>
-        <w:t xml:space="preserve">；真需要前沿推理时，先弹窗要你批准，出站内容先过隐私标记，云端只能回文字建议。沙箱是操作系统级强制隔离，沙箱不可用就直接禁用工具执行。第一章那三个词，基本就是从这来的。</w:t>
-      </w:r>
-    </w:p>
-    <w:p>
-      <w:pPr>
-        <w:spacing w:before="0" w:after="160"/>
-      </w:pPr>
-      <w:r>
-        <w:rPr>
-          <w:b w:val="1"/>
-        </w:rPr>
-        <w:t xml:space="preserve">NVIDIA NeMo Switchyard，负责「什么时候出门」。</w:t>
-      </w:r>
-      <w:r>
-        <w:t xml:space="preserve"> 它是 NVIDIA 开源的模型路由层，专门回答一个问题：Agent 的这一次调用，到底要不要花前沿模型的钱？它自带几种现成的路由器，大白话版：</w:t>
-      </w:r>
-    </w:p>
-    <w:p>
-      <w:pPr>
-        <w:numPr>
-          <w:ilvl w:val="0"/>
-          <w:numId w:val="5"/>
-        </w:numPr>
-        <w:spacing w:before="0" w:after="80"/>
-      </w:pPr>
-      <w:r>
-        <w:rPr>
-          <w:b w:val="1"/>
-        </w:rPr>
-        <w:t xml:space="preserve">升级路由：</w:t>
-      </w:r>
-      <w:r>
-        <w:t xml:space="preserve"> 先让便宜模型干，旁边有个裁判盯着。连续两次判定「卡住了」，这个任务之后全交给贵模型。只升不降。</w:t>
-      </w:r>
-    </w:p>
-    <w:p>
-      <w:pPr>
-        <w:numPr>
-          <w:ilvl w:val="0"/>
-          <w:numId w:val="5"/>
-        </w:numPr>
-        <w:spacing w:before="0" w:after="80"/>
-      </w:pPr>
-      <w:r>
-        <w:rPr>
-          <w:b w:val="1"/>
-        </w:rPr>
-        <w:t xml:space="preserve">阶段路由：</w:t>
-      </w:r>
-      <w:r>
-        <w:t xml:space="preserve"> 看最近的进度。稳稳当当改代码、测试都过了，用便宜的；报错连连、原地打转，换贵的。</w:t>
-      </w:r>
-    </w:p>
-    <w:p>
-      <w:pPr>
-        <w:numPr>
-          <w:ilvl w:val="0"/>
-          <w:numId w:val="5"/>
-        </w:numPr>
-        <w:spacing w:before="0" w:after="80"/>
-      </w:pPr>
-      <w:r>
-        <w:rPr>
-          <w:b w:val="1"/>
-        </w:rPr>
-        <w:t xml:space="preserve">分类路由：</w:t>
-      </w:r>
-      <w:r>
-        <w:t xml:space="preserve"> 一开始就判断这活儿难不难，定了模型就不再反复换。</w:t>
-      </w:r>
-    </w:p>
-    <w:p>
-      <w:pPr>
-        <w:numPr>
-          <w:ilvl w:val="0"/>
-          <w:numId w:val="5"/>
-        </w:numPr>
-        <w:spacing w:before="0" w:after="80"/>
-      </w:pPr>
-      <w:r>
-        <w:rPr>
-          <w:b w:val="1"/>
-        </w:rPr>
-        <w:t xml:space="preserve">可训练路由：</w:t>
-      </w:r>
-      <w:r>
-        <w:t xml:space="preserve"> 学着预测哪个模型更可能做对，再按成本和延迟做取舍。</w:t>
-      </w:r>
-    </w:p>
-    <w:p>
-      <w:pPr>
-        <w:spacing w:before="0" w:after="60"/>
-      </w:pPr>
-    </w:p>
-    <w:p>
-      <w:pPr>
-        <w:spacing w:before="0" w:after="160"/>
-      </w:pPr>
-      <w:r>
-        <w:t xml:space="preserve">第二章那些「还要上云 X%」，大多就是这些路由器在 Terminal-Bench、τ²-bench 和 LangChain 任务集上跑出来的。一句话：</w:t>
-      </w:r>
-      <w:r>
-        <w:rPr>
-          <w:b w:val="1"/>
-        </w:rPr>
-        <w:t xml:space="preserve">Perplexity 告诉你本地这个家怎么布置，Switchyard 告诉你什么时候该出门、出门带多少东西。</w:t>
-      </w:r>
-    </w:p>
-    <w:p>
-      <w:bookmarkStart w:id="113" w:name="_h113"/>
-      <w:pPr>
-        <w:pStyle w:val="dingding-heading3"/>
-      </w:pPr>
-      <w:r>
-        <w:t xml:space="preserve">3.2 一图看完：五步闭环</w:t>
-      </w:r>
-      <w:bookmarkEnd w:id="113"/>
     </w:p>
     <w:p>
       <w:pPr>
@@ -2225,7 +2138,7 @@
           <wp:inline distT="0" distB="0" distL="0" distR="0">
             <wp:extent cx="2377440" cy="1570338"/>
             <wp:effectExtent l="0" t="0" r="0" b="0"/>
-            <wp:docPr id="5" name="meme_tutu.png"/>
+            <wp:docPr id="6" name="meme_tutu.png"/>
             <wp:cNvGraphicFramePr>
               <a:graphicFrameLocks xmlns:a="http://schemas.openxmlformats.org/drawingml/2006/main" noChangeAspect="1"/>
             </wp:cNvGraphicFramePr>
@@ -2233,11 +2146,11 @@
               <a:graphicData uri="http://schemas.openxmlformats.org/drawingml/2006/picture">
                 <pic:pic xmlns:pic="http://schemas.openxmlformats.org/drawingml/2006/picture">
                   <pic:nvPicPr>
-                    <pic:cNvPr id="5" name="meme_tutu.png"/>
+                    <pic:cNvPr id="6" name="meme_tutu.png"/>
                     <pic:cNvPicPr/>
                   </pic:nvPicPr>
                   <pic:blipFill>
-                    <a:blip r:embed="rId15"/>
+                    <a:blip r:embed="rId16"/>
                     <a:stretch>
                       <a:fillRect/>
                     </a:stretch>
@@ -2268,7 +2181,7 @@
           <wp:inline distT="0" distB="0" distL="0" distR="0">
             <wp:extent cx="9363075" cy="5944893"/>
             <wp:effectExtent l="0" t="0" r="0" b="0"/>
-            <wp:docPr id="6" name="fig_arch.png"/>
+            <wp:docPr id="7" name="fig_arch.png"/>
             <wp:cNvGraphicFramePr>
               <a:graphicFrameLocks xmlns:a="http://schemas.openxmlformats.org/drawingml/2006/main" noChangeAspect="1"/>
             </wp:cNvGraphicFramePr>
@@ -2276,11 +2189,11 @@
               <a:graphicData uri="http://schemas.openxmlformats.org/drawingml/2006/picture">
                 <pic:pic xmlns:pic="http://schemas.openxmlformats.org/drawingml/2006/picture">
                   <pic:nvPicPr>
-                    <pic:cNvPr id="6" name="fig_arch.png"/>
+                    <pic:cNvPr id="7" name="fig_arch.png"/>
                     <pic:cNvPicPr/>
                   </pic:nvPicPr>
                   <pic:blipFill>
-                    <a:blip r:embed="rId16"/>
+                    <a:blip r:embed="rId17"/>
                     <a:stretch>
                       <a:fillRect/>
                     </a:stretch>
@@ -2388,14 +2301,14 @@
       </w:r>
     </w:p>
     <w:p>
-      <w:bookmarkStart w:id="114" w:name="_h114"/>
+      <w:bookmarkStart w:id="113" w:name="_h113"/>
       <w:pPr>
         <w:pStyle w:val="dingding-heading3"/>
       </w:pPr>
       <w:r>
         <w:t xml:space="preserve">3.3 谁干什么、不许干什么</w:t>
       </w:r>
-      <w:bookmarkEnd w:id="114"/>
+      <w:bookmarkEnd w:id="113"/>
     </w:p>
     <w:tbl>
       <w:tblPr>
@@ -2793,435 +2706,6 @@
       </w:r>
     </w:p>
     <w:p>
-      <w:bookmarkStart w:id="115" w:name="_h115"/>
-      <w:pPr>
-        <w:pStyle w:val="dingding-heading3"/>
-      </w:pPr>
-      <w:r>
-        <w:t xml:space="preserve">3.4 怎么落地、怎么验收</w:t>
-      </w:r>
-      <w:bookmarkEnd w:id="115"/>
-    </w:p>
-    <w:p>
-      <w:pPr>
-        <w:spacing w:before="120" w:after="200"/>
-        <w:jc w:val="center"/>
-      </w:pPr>
-      <w:r>
-        <w:drawing>
-          <wp:inline distT="0" distB="0" distL="0" distR="0">
-            <wp:extent cx="2011680" cy="2141765"/>
-            <wp:effectExtent l="0" t="0" r="0" b="0"/>
-            <wp:docPr id="7" name="meme_great.png"/>
-            <wp:cNvGraphicFramePr>
-              <a:graphicFrameLocks xmlns:a="http://schemas.openxmlformats.org/drawingml/2006/main" noChangeAspect="1"/>
-            </wp:cNvGraphicFramePr>
-            <a:graphic xmlns:a="http://schemas.openxmlformats.org/drawingml/2006/main">
-              <a:graphicData uri="http://schemas.openxmlformats.org/drawingml/2006/picture">
-                <pic:pic xmlns:pic="http://schemas.openxmlformats.org/drawingml/2006/picture">
-                  <pic:nvPicPr>
-                    <pic:cNvPr id="7" name="meme_great.png"/>
-                    <pic:cNvPicPr/>
-                  </pic:nvPicPr>
-                  <pic:blipFill>
-                    <a:blip r:embed="rId17"/>
-                    <a:stretch>
-                      <a:fillRect/>
-                    </a:stretch>
-                  </pic:blipFill>
-                  <pic:spPr>
-                    <a:xfrm>
-                      <a:off x="0" y="0"/>
-                      <a:ext cx="2011680" cy="2141765"/>
-                    </a:xfrm>
-                    <a:prstGeom prst="rect">
-                      <a:avLst/>
-                    </a:prstGeom>
-                  </pic:spPr>
-                </pic:pic>
-              </a:graphicData>
-            </a:graphic>
-          </wp:inline>
-        </w:drawing>
-      </w:r>
-    </w:p>
-    <w:p>
-      <w:pPr>
-        <w:spacing w:before="0" w:after="160"/>
-      </w:pPr>
-      <w:r>
-        <w:rPr>
-          <w:b w:val="1"/>
-        </w:rPr>
-        <w:t xml:space="preserve">第一步：先看清账本。</w:t>
-      </w:r>
-      <w:r>
-        <w:t xml:space="preserve"> 记录三本 Token 账、还要上云的比例和任务质量，不急着冲最高本地化率。按场景先跑一遍「每次都上云」的基线，再引入本地路由。这一步不是证明本地万能，而是看清哪些轮次真的需要云端。</w:t>
-      </w:r>
-    </w:p>
-    <w:p>
-      <w:pPr>
-        <w:spacing w:before="0" w:after="160"/>
-      </w:pPr>
-      <w:r>
-        <w:rPr>
-          <w:b w:val="1"/>
-        </w:rPr>
-        <w:t xml:space="preserve">第二步：装门卫。</w:t>
-      </w:r>
-      <w:r>
-        <w:t xml:space="preserve"> 所有出站流量收口到一个强制网关，接入隐私审查，展示确切出站内容，逐次批准。同时盯驳回率、误拦截率和多出来的等待时间。</w:t>
-      </w:r>
-    </w:p>
-    <w:p>
-      <w:pPr>
-        <w:spacing w:before="0" w:after="160"/>
-      </w:pPr>
-      <w:r>
-        <w:rPr>
-          <w:b w:val="1"/>
-        </w:rPr>
-        <w:t xml:space="preserve">第三步：盖小黑屋，按场景调阈值。</w:t>
-      </w:r>
-      <w:r>
-        <w:t xml:space="preserve"> 给涉密计算加隔离子代理和「门锁坏了就关门」的策略，再分别调编码、客服、办公助理的路由阈值。</w:t>
-      </w:r>
-    </w:p>
-    <w:p>
-      <w:pPr>
-        <w:spacing w:before="0" w:after="160"/>
-      </w:pPr>
-      <w:r>
-        <w:t xml:space="preserve">验收看四组指标，少一组都会得到偏科答案：</w:t>
-      </w:r>
-    </w:p>
-    <w:tbl>
-      <w:tblPr>
-        <w:tblStyle w:val="TableGrid"/>
-        <w:tblW w:w="14745" w:type="dxa"/>
-        <w:tblBorders>
-          <w:top w:val="single" w:sz="4" w:space="0" w:color="DADDE3"/>
-          <w:left w:val="single" w:sz="4" w:space="0" w:color="DADDE3"/>
-          <w:bottom w:val="single" w:sz="4" w:space="0" w:color="DADDE3"/>
-          <w:right w:val="single" w:sz="4" w:space="0" w:color="DADDE3"/>
-          <w:insideH w:val="single" w:sz="4" w:space="0" w:color="DADDE3"/>
-          <w:insideV w:val="single" w:sz="4" w:space="0" w:color="DADDE3"/>
-        </w:tblBorders>
-        <w:tblLayout w:type="fixed"/>
-        <w:tblCellMar>
-          <w:top w:w="70" w:type="dxa"/>
-          <w:left w:w="110" w:type="dxa"/>
-          <w:bottom w:w="70" w:type="dxa"/>
-          <w:right w:w="110" w:type="dxa"/>
-        </w:tblCellMar>
-        <w:tblLook w:firstRow="1" w:lastRow="0" w:firstColumn="0" w:lastColumn="0" w:noHBand="0" w:noVBand="0"/>
-      </w:tblPr>
-      <w:tblGrid>
-        <w:gridCol w:w="2600"/>
-        <w:gridCol w:w="5700"/>
-        <w:gridCol w:w="6445"/>
-      </w:tblGrid>
-      <w:tr>
-        <w:trPr>
-          <w:cantSplit/>
-          <w:tblHeader/>
-        </w:trPr>
-        <w:tc>
-          <w:tcPr>
-            <w:tcW w:w="2600" w:type="dxa"/>
-            <w:shd w:val="clear" w:color="auto" w:fill="F2F3F5"/>
-          </w:tcPr>
-          <w:p>
-            <w:pPr>
-              <w:spacing w:before="0" w:after="0"/>
-            </w:pPr>
-            <w:r>
-              <w:rPr>
-                <w:b w:val="1"/>
-                <w:sz w:val="20"/>
-                <w:szCs w:val="20"/>
-              </w:rPr>
-              <w:t xml:space="preserve">看什么</w:t>
-            </w:r>
-          </w:p>
-        </w:tc>
-        <w:tc>
-          <w:tcPr>
-            <w:tcW w:w="5700" w:type="dxa"/>
-            <w:shd w:val="clear" w:color="auto" w:fill="F2F3F5"/>
-          </w:tcPr>
-          <w:p>
-            <w:pPr>
-              <w:spacing w:before="0" w:after="0"/>
-            </w:pPr>
-            <w:r>
-              <w:rPr>
-                <w:b w:val="1"/>
-                <w:sz w:val="20"/>
-                <w:szCs w:val="20"/>
-              </w:rPr>
-              <w:t xml:space="preserve">指标</w:t>
-            </w:r>
-          </w:p>
-        </w:tc>
-        <w:tc>
-          <w:tcPr>
-            <w:tcW w:w="6445" w:type="dxa"/>
-            <w:shd w:val="clear" w:color="auto" w:fill="F2F3F5"/>
-          </w:tcPr>
-          <w:p>
-            <w:pPr>
-              <w:spacing w:before="0" w:after="0"/>
-            </w:pPr>
-            <w:r>
-              <w:rPr>
-                <w:b w:val="1"/>
-                <w:sz w:val="20"/>
-                <w:szCs w:val="20"/>
-              </w:rPr>
-              <w:t xml:space="preserve">要回答的问题</w:t>
-            </w:r>
-          </w:p>
-        </w:tc>
-      </w:tr>
-      <w:tr>
-        <w:trPr>
-          <w:cantSplit/>
-        </w:trPr>
-        <w:tc>
-          <w:tcPr>
-            <w:tcW w:w="2600" w:type="dxa"/>
-          </w:tcPr>
-          <w:p>
-            <w:pPr>
-              <w:spacing w:before="0" w:after="0"/>
-            </w:pPr>
-            <w:r>
-              <w:rPr>
-                <w:b w:val="1"/>
-                <w:sz w:val="20"/>
-                <w:szCs w:val="20"/>
-              </w:rPr>
-              <w:t xml:space="preserve">成本与流量</w:t>
-            </w:r>
-          </w:p>
-        </w:tc>
-        <w:tc>
-          <w:tcPr>
-            <w:tcW w:w="5700" w:type="dxa"/>
-          </w:tcPr>
-          <w:p>
-            <w:pPr>
-              <w:spacing w:before="0" w:after="0"/>
-            </w:pPr>
-            <w:r>
-              <w:rPr>
-                <w:sz w:val="20"/>
-                <w:szCs w:val="20"/>
-              </w:rPr>
-              <w:t xml:space="preserve">三本 Token 账、云端账单节省</w:t>
-            </w:r>
-          </w:p>
-        </w:tc>
-        <w:tc>
-          <w:tcPr>
-            <w:tcW w:w="6445" w:type="dxa"/>
-          </w:tcPr>
-          <w:p>
-            <w:pPr>
-              <w:spacing w:before="0" w:after="0"/>
-            </w:pPr>
-            <w:r>
-              <w:rPr>
-                <w:sz w:val="20"/>
-                <w:szCs w:val="20"/>
-              </w:rPr>
-              <w:t xml:space="preserve">到底是计算搬家了，还是云端账单真的降了？</w:t>
-            </w:r>
-          </w:p>
-        </w:tc>
-      </w:tr>
-      <w:tr>
-        <w:trPr>
-          <w:cantSplit/>
-        </w:trPr>
-        <w:tc>
-          <w:tcPr>
-            <w:tcW w:w="2600" w:type="dxa"/>
-          </w:tcPr>
-          <w:p>
-            <w:pPr>
-              <w:spacing w:before="0" w:after="0"/>
-            </w:pPr>
-            <w:r>
-              <w:rPr>
-                <w:b w:val="1"/>
-                <w:sz w:val="20"/>
-                <w:szCs w:val="20"/>
-              </w:rPr>
-              <w:t xml:space="preserve">任务质量</w:t>
-            </w:r>
-          </w:p>
-        </w:tc>
-        <w:tc>
-          <w:tcPr>
-            <w:tcW w:w="5700" w:type="dxa"/>
-          </w:tcPr>
-          <w:p>
-            <w:pPr>
-              <w:spacing w:before="0" w:after="0"/>
-            </w:pPr>
-            <w:r>
-              <w:rPr>
-                <w:sz w:val="20"/>
-                <w:szCs w:val="20"/>
-              </w:rPr>
-              <w:t xml:space="preserve">任务成功率、准确率差值</w:t>
-            </w:r>
-          </w:p>
-        </w:tc>
-        <w:tc>
-          <w:tcPr>
-            <w:tcW w:w="6445" w:type="dxa"/>
-          </w:tcPr>
-          <w:p>
-            <w:pPr>
-              <w:spacing w:before="0" w:after="0"/>
-            </w:pPr>
-            <w:r>
-              <w:rPr>
-                <w:sz w:val="20"/>
-                <w:szCs w:val="20"/>
-              </w:rPr>
-              <w:t xml:space="preserve">省钱是不是拿不可接受的质量下降换的？</w:t>
-            </w:r>
-          </w:p>
-        </w:tc>
-      </w:tr>
-      <w:tr>
-        <w:trPr>
-          <w:cantSplit/>
-        </w:trPr>
-        <w:tc>
-          <w:tcPr>
-            <w:tcW w:w="2600" w:type="dxa"/>
-          </w:tcPr>
-          <w:p>
-            <w:pPr>
-              <w:spacing w:before="0" w:after="0"/>
-            </w:pPr>
-            <w:r>
-              <w:rPr>
-                <w:b w:val="1"/>
-                <w:sz w:val="20"/>
-                <w:szCs w:val="20"/>
-              </w:rPr>
-              <w:t xml:space="preserve">隐私安全</w:t>
-            </w:r>
-          </w:p>
-        </w:tc>
-        <w:tc>
-          <w:tcPr>
-            <w:tcW w:w="5700" w:type="dxa"/>
-          </w:tcPr>
-          <w:p>
-            <w:pPr>
-              <w:spacing w:before="0" w:after="0"/>
-            </w:pPr>
-            <w:r>
-              <w:rPr>
-                <w:sz w:val="20"/>
-                <w:szCs w:val="20"/>
-              </w:rPr>
-              <w:t xml:space="preserve">隐私召回率、用户驳回率、误拦截率</w:t>
-            </w:r>
-          </w:p>
-        </w:tc>
-        <w:tc>
-          <w:tcPr>
-            <w:tcW w:w="6445" w:type="dxa"/>
-          </w:tcPr>
-          <w:p>
-            <w:pPr>
-              <w:spacing w:before="0" w:after="0"/>
-            </w:pPr>
-            <w:r>
-              <w:rPr>
-                <w:sz w:val="20"/>
-                <w:szCs w:val="20"/>
-              </w:rPr>
-              <w:t xml:space="preserve">该拦的拦住没有，不该拦的有没有过度阻断？</w:t>
-            </w:r>
-          </w:p>
-        </w:tc>
-      </w:tr>
-      <w:tr>
-        <w:trPr>
-          <w:cantSplit/>
-        </w:trPr>
-        <w:tc>
-          <w:tcPr>
-            <w:tcW w:w="2600" w:type="dxa"/>
-          </w:tcPr>
-          <w:p>
-            <w:pPr>
-              <w:spacing w:before="0" w:after="0"/>
-            </w:pPr>
-            <w:r>
-              <w:rPr>
-                <w:b w:val="1"/>
-                <w:sz w:val="20"/>
-                <w:szCs w:val="20"/>
-              </w:rPr>
-              <w:t xml:space="preserve">使用体验</w:t>
-            </w:r>
-          </w:p>
-        </w:tc>
-        <w:tc>
-          <w:tcPr>
-            <w:tcW w:w="5700" w:type="dxa"/>
-          </w:tcPr>
-          <w:p>
-            <w:pPr>
-              <w:spacing w:before="0" w:after="0"/>
-            </w:pPr>
-            <w:r>
-              <w:rPr>
-                <w:sz w:val="20"/>
-                <w:szCs w:val="20"/>
-              </w:rPr>
-              <w:t xml:space="preserve">全链路延迟</w:t>
-            </w:r>
-          </w:p>
-        </w:tc>
-        <w:tc>
-          <w:tcPr>
-            <w:tcW w:w="6445" w:type="dxa"/>
-          </w:tcPr>
-          <w:p>
-            <w:pPr>
-              <w:spacing w:before="0" w:after="0"/>
-            </w:pPr>
-            <w:r>
-              <w:rPr>
-                <w:sz w:val="20"/>
-                <w:szCs w:val="20"/>
-              </w:rPr>
-              <w:t xml:space="preserve">路由、审查、批准、上云叠在一起，还能不能用？</w:t>
-            </w:r>
-          </w:p>
-        </w:tc>
-      </w:tr>
-    </w:tbl>
-    <w:p>
-      <w:pPr>
-        <w:spacing w:before="0" w:after="0"/>
-        <w:rPr>
-          <w:sz w:val="8"/>
-        </w:rPr>
-      </w:pPr>
-    </w:p>
-    <w:p>
       <w:pPr>
         <w:pBdr>
           <w:top w:val="single" w:sz="6" w:space="1" w:color="E3E5E8"/>
@@ -3230,14 +2714,14 @@
       </w:pPr>
     </w:p>
     <w:p>
-      <w:bookmarkStart w:id="116" w:name="_h116"/>
+      <w:bookmarkStart w:id="114" w:name="_h114"/>
       <w:pPr>
         <w:pStyle w:val="dingding-heading2"/>
       </w:pPr>
       <w:r>
         <w:t xml:space="preserve">结论：让云端更贵重，而不是更常驻</w:t>
       </w:r>
-      <w:bookmarkEnd w:id="116"/>
+      <w:bookmarkEnd w:id="114"/>
     </w:p>
     <w:p>
       <w:pPr>
@@ -3260,7 +2744,7 @@
         <w:spacing w:before="0" w:after="160"/>
       </w:pPr>
       <w:r>
-        <w:t xml:space="preserve">对技术决策者来说，稳妥的起点不是先喊「省 80%」，而是先立统一的评测框架和三本 Token 账，再按阶段上路由、隐私网关和隔离子代理。最终要证明的不是「本地模型很强」，而是：</w:t>
+        <w:t xml:space="preserve">对技术决策者来说，稳妥的起点不是先喊「省 80%」，而是先立统一的评测框架和三本 Token 账，把门守住之后再一步步放大本地的比例。最终要证明的不是「本地模型很强」，而是：</w:t>
       </w:r>
       <w:r>
         <w:rPr>
@@ -3278,14 +2762,14 @@
       </w:pPr>
     </w:p>
     <w:p>
-      <w:bookmarkStart w:id="117" w:name="_h117"/>
+      <w:bookmarkStart w:id="115" w:name="_h115"/>
       <w:pPr>
         <w:pStyle w:val="dingding-heading2"/>
       </w:pPr>
       <w:r>
         <w:t xml:space="preserve">附一：分场景完整数据</w:t>
       </w:r>
-      <w:bookmarkEnd w:id="117"/>
+      <w:bookmarkEnd w:id="115"/>
     </w:p>
     <w:p>
       <w:pPr>
@@ -4774,14 +4258,14 @@
       </w:r>
     </w:p>
     <w:p>
-      <w:bookmarkStart w:id="118" w:name="_h118"/>
+      <w:bookmarkStart w:id="116" w:name="_h116"/>
       <w:pPr>
         <w:pStyle w:val="dingding-heading2"/>
       </w:pPr>
       <w:r>
         <w:t xml:space="preserve">附二：数据来源</w:t>
       </w:r>
-      <w:bookmarkEnd w:id="118"/>
+      <w:bookmarkEnd w:id="116"/>
     </w:p>
     <w:p>
       <w:pPr>
@@ -4795,7 +4279,7 @@
       <w:pPr>
         <w:numPr>
           <w:ilvl w:val="0"/>
-          <w:numId w:val="6"/>
+          <w:numId w:val="5"/>
         </w:numPr>
         <w:spacing w:before="0" w:after="80"/>
       </w:pPr>
@@ -4815,7 +4299,7 @@
       <w:pPr>
         <w:numPr>
           <w:ilvl w:val="0"/>
-          <w:numId w:val="6"/>
+          <w:numId w:val="5"/>
         </w:numPr>
         <w:spacing w:before="0" w:after="80"/>
       </w:pPr>
@@ -4835,7 +4319,7 @@
       <w:pPr>
         <w:numPr>
           <w:ilvl w:val="0"/>
-          <w:numId w:val="6"/>
+          <w:numId w:val="5"/>
         </w:numPr>
         <w:spacing w:before="0" w:after="80"/>
       </w:pPr>
@@ -4855,7 +4339,7 @@
       <w:pPr>
         <w:numPr>
           <w:ilvl w:val="0"/>
-          <w:numId w:val="6"/>
+          <w:numId w:val="5"/>
         </w:numPr>
         <w:spacing w:before="0" w:after="80"/>
       </w:pPr>
@@ -4875,7 +4359,7 @@
       <w:pPr>
         <w:numPr>
           <w:ilvl w:val="0"/>
-          <w:numId w:val="6"/>
+          <w:numId w:val="5"/>
         </w:numPr>
         <w:spacing w:before="0" w:after="80"/>
       </w:pPr>
@@ -4901,14 +4385,14 @@
         <w:spacing w:before="0" w:after="160"/>
       </w:pPr>
       <w:r>
-        <w:t xml:space="preserve">第三章的参考架构与第二章的官方口径对照：</w:t>
+        <w:t xml:space="preserve">第三章提到的业界方案与第二章的官方口径对照：</w:t>
       </w:r>
     </w:p>
     <w:p>
       <w:pPr>
         <w:numPr>
           <w:ilvl w:val="0"/>
-          <w:numId w:val="7"/>
+          <w:numId w:val="6"/>
         </w:numPr>
         <w:spacing w:before="0" w:after="80"/>
       </w:pPr>
@@ -4953,7 +4437,7 @@
       <w:pPr>
         <w:numPr>
           <w:ilvl w:val="0"/>
-          <w:numId w:val="7"/>
+          <w:numId w:val="6"/>
         </w:numPr>
         <w:spacing w:before="0" w:after="80"/>
       </w:pPr>
@@ -4980,7 +4464,7 @@
       <w:pPr>
         <w:numPr>
           <w:ilvl w:val="0"/>
-          <w:numId w:val="7"/>
+          <w:numId w:val="6"/>
         </w:numPr>
         <w:spacing w:before="0" w:after="80"/>
       </w:pPr>
@@ -5025,7 +4509,7 @@
       <w:pPr>
         <w:numPr>
           <w:ilvl w:val="0"/>
-          <w:numId w:val="7"/>
+          <w:numId w:val="6"/>
         </w:numPr>
         <w:spacing w:before="0" w:after="80"/>
       </w:pPr>
@@ -5104,9 +4588,6 @@
     <w:abstractNumId w:val="1"/>
   </w:num>
   <w:num w:numId="6">
-    <w:abstractNumId w:val="1"/>
-  </w:num>
-  <w:num w:numId="7">
     <w:abstractNumId w:val="1"/>
   </w:num>
 </w:numbering>
